--- a/docs/tech-stack/tech-stack.docx
+++ b/docs/tech-stack/tech-stack.docx
@@ -23,8 +23,8 @@
         </w:tblBorders>
       </w:tblPr>
       <w:tblGrid>
-        <w:gridCol w:w="2326"/>
-        <w:gridCol w:w="7034"/>
+        <w:gridCol w:w="2329"/>
+        <w:gridCol w:w="7031"/>
       </w:tblGrid>
       <w:tr>
         <w:trPr>
@@ -33,7 +33,7 @@
         </w:trPr>
         <w:tc>
           <w:tcPr>
-            <w:tcW w:type="dxa" w:w="2326"/>
+            <w:tcW w:type="dxa" w:w="2329"/>
             <w:tcBorders>
               <w:top w:val="single" w:color="BFBFBF" w:sz="4"/>
               <w:left w:val="single" w:color="BFBFBF" w:sz="4"/>
@@ -62,7 +62,7 @@
         </w:tc>
         <w:tc>
           <w:tcPr>
-            <w:tcW w:type="dxa" w:w="7034"/>
+            <w:tcW w:type="dxa" w:w="7031"/>
             <w:tcBorders>
               <w:top w:val="single" w:color="BFBFBF" w:sz="4"/>
               <w:left w:val="single" w:color="BFBFBF" w:sz="4"/>
@@ -87,7 +87,7 @@
         </w:trPr>
         <w:tc>
           <w:tcPr>
-            <w:tcW w:type="dxa" w:w="2326"/>
+            <w:tcW w:type="dxa" w:w="2329"/>
             <w:tcBorders>
               <w:top w:val="single" w:color="BFBFBF" w:sz="4"/>
               <w:left w:val="single" w:color="BFBFBF" w:sz="4"/>
@@ -113,27 +113,27 @@
         </w:tc>
         <w:tc>
           <w:tcPr>
-            <w:tcW w:type="dxa" w:w="7034"/>
-            <w:tcBorders>
-              <w:top w:val="single" w:color="BFBFBF" w:sz="4"/>
-              <w:left w:val="single" w:color="BFBFBF" w:sz="4"/>
-              <w:bottom w:val="single" w:color="BFBFBF" w:sz="4"/>
-              <w:right w:val="single" w:color="BFBFBF" w:sz="4"/>
-            </w:tcBorders>
-            <w:tcMar>
-              <w:top w:type="dxa" w:w="60"/>
-              <w:left w:type="dxa" w:w="100"/>
-              <w:bottom w:type="dxa" w:w="60"/>
-              <w:right w:type="dxa" w:w="100"/>
-            </w:tcMar>
-          </w:tcPr>
-          <w:p>
-            <w:r>
-              <w:rPr>
-                <w:sz w:val="20"/>
-                <w:szCs w:val="20"/>
-              </w:rPr>
-              <w:t xml:space="preserve">1</w:t>
+            <w:tcW w:type="dxa" w:w="7031"/>
+            <w:tcBorders>
+              <w:top w:val="single" w:color="BFBFBF" w:sz="4"/>
+              <w:left w:val="single" w:color="BFBFBF" w:sz="4"/>
+              <w:bottom w:val="single" w:color="BFBFBF" w:sz="4"/>
+              <w:right w:val="single" w:color="BFBFBF" w:sz="4"/>
+            </w:tcBorders>
+            <w:tcMar>
+              <w:top w:type="dxa" w:w="60"/>
+              <w:left w:type="dxa" w:w="100"/>
+              <w:bottom w:type="dxa" w:w="60"/>
+              <w:right w:type="dxa" w:w="100"/>
+            </w:tcMar>
+          </w:tcPr>
+          <w:p>
+            <w:r>
+              <w:rPr>
+                <w:sz w:val="20"/>
+                <w:szCs w:val="20"/>
+              </w:rPr>
+              <w:t xml:space="preserve">2</w:t>
             </w:r>
           </w:p>
         </w:tc>
@@ -145,7 +145,7 @@
         </w:trPr>
         <w:tc>
           <w:tcPr>
-            <w:tcW w:type="dxa" w:w="2326"/>
+            <w:tcW w:type="dxa" w:w="2329"/>
             <w:tcBorders>
               <w:top w:val="single" w:color="BFBFBF" w:sz="4"/>
               <w:left w:val="single" w:color="BFBFBF" w:sz="4"/>
@@ -171,7 +171,7 @@
         </w:tc>
         <w:tc>
           <w:tcPr>
-            <w:tcW w:type="dxa" w:w="7034"/>
+            <w:tcW w:type="dxa" w:w="7031"/>
             <w:tcBorders>
               <w:top w:val="single" w:color="BFBFBF" w:sz="4"/>
               <w:left w:val="single" w:color="BFBFBF" w:sz="4"/>
@@ -205,7 +205,7 @@
         </w:trPr>
         <w:tc>
           <w:tcPr>
-            <w:tcW w:type="dxa" w:w="2326"/>
+            <w:tcW w:type="dxa" w:w="2329"/>
             <w:tcBorders>
               <w:top w:val="single" w:color="BFBFBF" w:sz="4"/>
               <w:left w:val="single" w:color="BFBFBF" w:sz="4"/>
@@ -231,27 +231,27 @@
         </w:tc>
         <w:tc>
           <w:tcPr>
-            <w:tcW w:type="dxa" w:w="7034"/>
-            <w:tcBorders>
-              <w:top w:val="single" w:color="BFBFBF" w:sz="4"/>
-              <w:left w:val="single" w:color="BFBFBF" w:sz="4"/>
-              <w:bottom w:val="single" w:color="BFBFBF" w:sz="4"/>
-              <w:right w:val="single" w:color="BFBFBF" w:sz="4"/>
-            </w:tcBorders>
-            <w:tcMar>
-              <w:top w:type="dxa" w:w="60"/>
-              <w:left w:type="dxa" w:w="100"/>
-              <w:bottom w:type="dxa" w:w="60"/>
-              <w:right w:type="dxa" w:w="100"/>
-            </w:tcMar>
-          </w:tcPr>
-          <w:p>
-            <w:r>
-              <w:rPr>
-                <w:sz w:val="20"/>
-                <w:szCs w:val="20"/>
-              </w:rPr>
-              <w:t xml:space="preserve">Sachin Tripathi, platform owner, on 2026-10-04 ("tech-stack approved"). The approval covers the two changes of tool and the exceptions in section 3.</w:t>
+            <w:tcW w:type="dxa" w:w="7031"/>
+            <w:tcBorders>
+              <w:top w:val="single" w:color="BFBFBF" w:sz="4"/>
+              <w:left w:val="single" w:color="BFBFBF" w:sz="4"/>
+              <w:bottom w:val="single" w:color="BFBFBF" w:sz="4"/>
+              <w:right w:val="single" w:color="BFBFBF" w:sz="4"/>
+            </w:tcBorders>
+            <w:tcMar>
+              <w:top w:type="dxa" w:w="60"/>
+              <w:left w:type="dxa" w:w="100"/>
+              <w:bottom w:type="dxa" w:w="60"/>
+              <w:right w:type="dxa" w:w="100"/>
+            </w:tcMar>
+          </w:tcPr>
+          <w:p>
+            <w:r>
+              <w:rPr>
+                <w:sz w:val="20"/>
+                <w:szCs w:val="20"/>
+              </w:rPr>
+              <w:t xml:space="preserve">Sachin Tripathi, platform owner, on 2026-10-04 ("tech stack version 2 approved"). Version 1 was approved the same day.</w:t>
             </w:r>
           </w:p>
         </w:tc>
@@ -263,53 +263,53 @@
         </w:trPr>
         <w:tc>
           <w:tcPr>
-            <w:tcW w:type="dxa" w:w="2326"/>
-            <w:tcBorders>
-              <w:top w:val="single" w:color="BFBFBF" w:sz="4"/>
-              <w:left w:val="single" w:color="BFBFBF" w:sz="4"/>
-              <w:bottom w:val="single" w:color="BFBFBF" w:sz="4"/>
-              <w:right w:val="single" w:color="BFBFBF" w:sz="4"/>
-            </w:tcBorders>
-            <w:tcMar>
-              <w:top w:type="dxa" w:w="60"/>
-              <w:left w:type="dxa" w:w="100"/>
-              <w:bottom w:type="dxa" w:w="60"/>
-              <w:right w:type="dxa" w:w="100"/>
-            </w:tcMar>
-          </w:tcPr>
-          <w:p>
-            <w:r>
-              <w:rPr>
-                <w:sz w:val="20"/>
-                <w:szCs w:val="20"/>
-              </w:rPr>
-              <w:t xml:space="preserve">Date</w:t>
-            </w:r>
-          </w:p>
-        </w:tc>
-        <w:tc>
-          <w:tcPr>
-            <w:tcW w:type="dxa" w:w="7034"/>
-            <w:tcBorders>
-              <w:top w:val="single" w:color="BFBFBF" w:sz="4"/>
-              <w:left w:val="single" w:color="BFBFBF" w:sz="4"/>
-              <w:bottom w:val="single" w:color="BFBFBF" w:sz="4"/>
-              <w:right w:val="single" w:color="BFBFBF" w:sz="4"/>
-            </w:tcBorders>
-            <w:tcMar>
-              <w:top w:type="dxa" w:w="60"/>
-              <w:left w:type="dxa" w:w="100"/>
-              <w:bottom w:type="dxa" w:w="60"/>
-              <w:right w:type="dxa" w:w="100"/>
-            </w:tcMar>
-          </w:tcPr>
-          <w:p>
-            <w:r>
-              <w:rPr>
-                <w:sz w:val="20"/>
-                <w:szCs w:val="20"/>
-              </w:rPr>
-              <w:t xml:space="preserve">2026-10-04</w:t>
+            <w:tcW w:type="dxa" w:w="2329"/>
+            <w:tcBorders>
+              <w:top w:val="single" w:color="BFBFBF" w:sz="4"/>
+              <w:left w:val="single" w:color="BFBFBF" w:sz="4"/>
+              <w:bottom w:val="single" w:color="BFBFBF" w:sz="4"/>
+              <w:right w:val="single" w:color="BFBFBF" w:sz="4"/>
+            </w:tcBorders>
+            <w:tcMar>
+              <w:top w:type="dxa" w:w="60"/>
+              <w:left w:type="dxa" w:w="100"/>
+              <w:bottom w:type="dxa" w:w="60"/>
+              <w:right w:type="dxa" w:w="100"/>
+            </w:tcMar>
+          </w:tcPr>
+          <w:p>
+            <w:r>
+              <w:rPr>
+                <w:sz w:val="20"/>
+                <w:szCs w:val="20"/>
+              </w:rPr>
+              <w:t xml:space="preserve">Changes in version 2</w:t>
+            </w:r>
+          </w:p>
+        </w:tc>
+        <w:tc>
+          <w:tcPr>
+            <w:tcW w:type="dxa" w:w="7031"/>
+            <w:tcBorders>
+              <w:top w:val="single" w:color="BFBFBF" w:sz="4"/>
+              <w:left w:val="single" w:color="BFBFBF" w:sz="4"/>
+              <w:bottom w:val="single" w:color="BFBFBF" w:sz="4"/>
+              <w:right w:val="single" w:color="BFBFBF" w:sz="4"/>
+            </w:tcBorders>
+            <w:tcMar>
+              <w:top w:type="dxa" w:w="60"/>
+              <w:left w:type="dxa" w:w="100"/>
+              <w:bottom w:type="dxa" w:w="60"/>
+              <w:right w:type="dxa" w:w="100"/>
+            </w:tcMar>
+          </w:tcPr>
+          <w:p>
+            <w:r>
+              <w:rPr>
+                <w:sz w:val="20"/>
+                <w:szCs w:val="20"/>
+              </w:rPr>
+              <w:t xml:space="preserve">ESLint 9.39.5 replaced by 10.10.0. A trial install showed version 9 is marked "no longer supported" by its publisher.</w:t>
             </w:r>
           </w:p>
         </w:tc>
@@ -321,53 +321,53 @@
         </w:trPr>
         <w:tc>
           <w:tcPr>
-            <w:tcW w:type="dxa" w:w="2326"/>
-            <w:tcBorders>
-              <w:top w:val="single" w:color="BFBFBF" w:sz="4"/>
-              <w:left w:val="single" w:color="BFBFBF" w:sz="4"/>
-              <w:bottom w:val="single" w:color="BFBFBF" w:sz="4"/>
-              <w:right w:val="single" w:color="BFBFBF" w:sz="4"/>
-            </w:tcBorders>
-            <w:tcMar>
-              <w:top w:type="dxa" w:w="60"/>
-              <w:left w:type="dxa" w:w="100"/>
-              <w:bottom w:type="dxa" w:w="60"/>
-              <w:right w:type="dxa" w:w="100"/>
-            </w:tcMar>
-          </w:tcPr>
-          <w:p>
-            <w:r>
-              <w:rPr>
-                <w:sz w:val="20"/>
-                <w:szCs w:val="20"/>
-              </w:rPr>
-              <w:t xml:space="preserve">Owner</w:t>
-            </w:r>
-          </w:p>
-        </w:tc>
-        <w:tc>
-          <w:tcPr>
-            <w:tcW w:type="dxa" w:w="7034"/>
-            <w:tcBorders>
-              <w:top w:val="single" w:color="BFBFBF" w:sz="4"/>
-              <w:left w:val="single" w:color="BFBFBF" w:sz="4"/>
-              <w:bottom w:val="single" w:color="BFBFBF" w:sz="4"/>
-              <w:right w:val="single" w:color="BFBFBF" w:sz="4"/>
-            </w:tcBorders>
-            <w:tcMar>
-              <w:top w:type="dxa" w:w="60"/>
-              <w:left w:type="dxa" w:w="100"/>
-              <w:bottom w:type="dxa" w:w="60"/>
-              <w:right w:type="dxa" w:w="100"/>
-            </w:tcMar>
-          </w:tcPr>
-          <w:p>
-            <w:r>
-              <w:rPr>
-                <w:sz w:val="20"/>
-                <w:szCs w:val="20"/>
-              </w:rPr>
-              <w:t xml:space="preserve">Sachin Tripathi (platform owner)</w:t>
+            <w:tcW w:type="dxa" w:w="2329"/>
+            <w:tcBorders>
+              <w:top w:val="single" w:color="BFBFBF" w:sz="4"/>
+              <w:left w:val="single" w:color="BFBFBF" w:sz="4"/>
+              <w:bottom w:val="single" w:color="BFBFBF" w:sz="4"/>
+              <w:right w:val="single" w:color="BFBFBF" w:sz="4"/>
+            </w:tcBorders>
+            <w:tcMar>
+              <w:top w:type="dxa" w:w="60"/>
+              <w:left w:type="dxa" w:w="100"/>
+              <w:bottom w:type="dxa" w:w="60"/>
+              <w:right w:type="dxa" w:w="100"/>
+            </w:tcMar>
+          </w:tcPr>
+          <w:p>
+            <w:r>
+              <w:rPr>
+                <w:sz w:val="20"/>
+                <w:szCs w:val="20"/>
+              </w:rPr>
+              <w:t xml:space="preserve">Date</w:t>
+            </w:r>
+          </w:p>
+        </w:tc>
+        <w:tc>
+          <w:tcPr>
+            <w:tcW w:type="dxa" w:w="7031"/>
+            <w:tcBorders>
+              <w:top w:val="single" w:color="BFBFBF" w:sz="4"/>
+              <w:left w:val="single" w:color="BFBFBF" w:sz="4"/>
+              <w:bottom w:val="single" w:color="BFBFBF" w:sz="4"/>
+              <w:right w:val="single" w:color="BFBFBF" w:sz="4"/>
+            </w:tcBorders>
+            <w:tcMar>
+              <w:top w:type="dxa" w:w="60"/>
+              <w:left w:type="dxa" w:w="100"/>
+              <w:bottom w:type="dxa" w:w="60"/>
+              <w:right w:type="dxa" w:w="100"/>
+            </w:tcMar>
+          </w:tcPr>
+          <w:p>
+            <w:r>
+              <w:rPr>
+                <w:sz w:val="20"/>
+                <w:szCs w:val="20"/>
+              </w:rPr>
+              <w:t xml:space="preserve">2026-10-04</w:t>
             </w:r>
           </w:p>
         </w:tc>
@@ -379,53 +379,53 @@
         </w:trPr>
         <w:tc>
           <w:tcPr>
-            <w:tcW w:type="dxa" w:w="2326"/>
-            <w:tcBorders>
-              <w:top w:val="single" w:color="BFBFBF" w:sz="4"/>
-              <w:left w:val="single" w:color="BFBFBF" w:sz="4"/>
-              <w:bottom w:val="single" w:color="BFBFBF" w:sz="4"/>
-              <w:right w:val="single" w:color="BFBFBF" w:sz="4"/>
-            </w:tcBorders>
-            <w:tcMar>
-              <w:top w:type="dxa" w:w="60"/>
-              <w:left w:type="dxa" w:w="100"/>
-              <w:bottom w:type="dxa" w:w="60"/>
-              <w:right w:type="dxa" w:w="100"/>
-            </w:tcMar>
-          </w:tcPr>
-          <w:p>
-            <w:r>
-              <w:rPr>
-                <w:sz w:val="20"/>
-                <w:szCs w:val="20"/>
-              </w:rPr>
-              <w:t xml:space="preserve">Prepared by</w:t>
-            </w:r>
-          </w:p>
-        </w:tc>
-        <w:tc>
-          <w:tcPr>
-            <w:tcW w:type="dxa" w:w="7034"/>
-            <w:tcBorders>
-              <w:top w:val="single" w:color="BFBFBF" w:sz="4"/>
-              <w:left w:val="single" w:color="BFBFBF" w:sz="4"/>
-              <w:bottom w:val="single" w:color="BFBFBF" w:sz="4"/>
-              <w:right w:val="single" w:color="BFBFBF" w:sz="4"/>
-            </w:tcBorders>
-            <w:tcMar>
-              <w:top w:type="dxa" w:w="60"/>
-              <w:left w:type="dxa" w:w="100"/>
-              <w:bottom w:type="dxa" w:w="60"/>
-              <w:right w:type="dxa" w:w="100"/>
-            </w:tcMar>
-          </w:tcPr>
-          <w:p>
-            <w:r>
-              <w:rPr>
-                <w:sz w:val="20"/>
-                <w:szCs w:val="20"/>
-              </w:rPr>
-              <w:t xml:space="preserve">Claude Code</w:t>
+            <w:tcW w:type="dxa" w:w="2329"/>
+            <w:tcBorders>
+              <w:top w:val="single" w:color="BFBFBF" w:sz="4"/>
+              <w:left w:val="single" w:color="BFBFBF" w:sz="4"/>
+              <w:bottom w:val="single" w:color="BFBFBF" w:sz="4"/>
+              <w:right w:val="single" w:color="BFBFBF" w:sz="4"/>
+            </w:tcBorders>
+            <w:tcMar>
+              <w:top w:type="dxa" w:w="60"/>
+              <w:left w:type="dxa" w:w="100"/>
+              <w:bottom w:type="dxa" w:w="60"/>
+              <w:right w:type="dxa" w:w="100"/>
+            </w:tcMar>
+          </w:tcPr>
+          <w:p>
+            <w:r>
+              <w:rPr>
+                <w:sz w:val="20"/>
+                <w:szCs w:val="20"/>
+              </w:rPr>
+              <w:t xml:space="preserve">Owner</w:t>
+            </w:r>
+          </w:p>
+        </w:tc>
+        <w:tc>
+          <w:tcPr>
+            <w:tcW w:type="dxa" w:w="7031"/>
+            <w:tcBorders>
+              <w:top w:val="single" w:color="BFBFBF" w:sz="4"/>
+              <w:left w:val="single" w:color="BFBFBF" w:sz="4"/>
+              <w:bottom w:val="single" w:color="BFBFBF" w:sz="4"/>
+              <w:right w:val="single" w:color="BFBFBF" w:sz="4"/>
+            </w:tcBorders>
+            <w:tcMar>
+              <w:top w:type="dxa" w:w="60"/>
+              <w:left w:type="dxa" w:w="100"/>
+              <w:bottom w:type="dxa" w:w="60"/>
+              <w:right w:type="dxa" w:w="100"/>
+            </w:tcMar>
+          </w:tcPr>
+          <w:p>
+            <w:r>
+              <w:rPr>
+                <w:sz w:val="20"/>
+                <w:szCs w:val="20"/>
+              </w:rPr>
+              <w:t xml:space="preserve">Sachin Tripathi (platform owner)</w:t>
             </w:r>
           </w:p>
         </w:tc>
@@ -437,62 +437,53 @@
         </w:trPr>
         <w:tc>
           <w:tcPr>
-            <w:tcW w:type="dxa" w:w="2326"/>
-            <w:tcBorders>
-              <w:top w:val="single" w:color="BFBFBF" w:sz="4"/>
-              <w:left w:val="single" w:color="BFBFBF" w:sz="4"/>
-              <w:bottom w:val="single" w:color="BFBFBF" w:sz="4"/>
-              <w:right w:val="single" w:color="BFBFBF" w:sz="4"/>
-            </w:tcBorders>
-            <w:tcMar>
-              <w:top w:type="dxa" w:w="60"/>
-              <w:left w:type="dxa" w:w="100"/>
-              <w:bottom w:type="dxa" w:w="60"/>
-              <w:right w:type="dxa" w:w="100"/>
-            </w:tcMar>
-          </w:tcPr>
-          <w:p>
-            <w:r>
-              <w:rPr>
-                <w:sz w:val="20"/>
-                <w:szCs w:val="20"/>
-              </w:rPr>
-              <w:t xml:space="preserve">Canonical source</w:t>
-            </w:r>
-          </w:p>
-        </w:tc>
-        <w:tc>
-          <w:tcPr>
-            <w:tcW w:type="dxa" w:w="7034"/>
-            <w:tcBorders>
-              <w:top w:val="single" w:color="BFBFBF" w:sz="4"/>
-              <w:left w:val="single" w:color="BFBFBF" w:sz="4"/>
-              <w:bottom w:val="single" w:color="BFBFBF" w:sz="4"/>
-              <w:right w:val="single" w:color="BFBFBF" w:sz="4"/>
-            </w:tcBorders>
-            <w:tcMar>
-              <w:top w:type="dxa" w:w="60"/>
-              <w:left w:type="dxa" w:w="100"/>
-              <w:bottom w:type="dxa" w:w="60"/>
-              <w:right w:type="dxa" w:w="100"/>
-            </w:tcMar>
-          </w:tcPr>
-          <w:p>
-            <w:r>
-              <w:rPr>
-                <w:rFonts w:ascii="Consolas" w:cs="Consolas" w:eastAsia="Consolas" w:hAnsi="Consolas"/>
-                <w:sz w:val="18"/>
-                <w:szCs w:val="18"/>
-                <w:shd w:fill="F0F0F0" w:val="clear"/>
-              </w:rPr>
-              <w:t xml:space="preserve">docs/tech-stack/2026-10-04-tech-stack.md</w:t>
-            </w:r>
-            <w:r>
-              <w:rPr>
-                <w:sz w:val="20"/>
-                <w:szCs w:val="20"/>
-              </w:rPr>
-              <w:t xml:space="preserve">. The Word file is generated from it.</w:t>
+            <w:tcW w:type="dxa" w:w="2329"/>
+            <w:tcBorders>
+              <w:top w:val="single" w:color="BFBFBF" w:sz="4"/>
+              <w:left w:val="single" w:color="BFBFBF" w:sz="4"/>
+              <w:bottom w:val="single" w:color="BFBFBF" w:sz="4"/>
+              <w:right w:val="single" w:color="BFBFBF" w:sz="4"/>
+            </w:tcBorders>
+            <w:tcMar>
+              <w:top w:type="dxa" w:w="60"/>
+              <w:left w:type="dxa" w:w="100"/>
+              <w:bottom w:type="dxa" w:w="60"/>
+              <w:right w:type="dxa" w:w="100"/>
+            </w:tcMar>
+          </w:tcPr>
+          <w:p>
+            <w:r>
+              <w:rPr>
+                <w:sz w:val="20"/>
+                <w:szCs w:val="20"/>
+              </w:rPr>
+              <w:t xml:space="preserve">Prepared by</w:t>
+            </w:r>
+          </w:p>
+        </w:tc>
+        <w:tc>
+          <w:tcPr>
+            <w:tcW w:type="dxa" w:w="7031"/>
+            <w:tcBorders>
+              <w:top w:val="single" w:color="BFBFBF" w:sz="4"/>
+              <w:left w:val="single" w:color="BFBFBF" w:sz="4"/>
+              <w:bottom w:val="single" w:color="BFBFBF" w:sz="4"/>
+              <w:right w:val="single" w:color="BFBFBF" w:sz="4"/>
+            </w:tcBorders>
+            <w:tcMar>
+              <w:top w:type="dxa" w:w="60"/>
+              <w:left w:type="dxa" w:w="100"/>
+              <w:bottom w:type="dxa" w:w="60"/>
+              <w:right w:type="dxa" w:w="100"/>
+            </w:tcMar>
+          </w:tcPr>
+          <w:p>
+            <w:r>
+              <w:rPr>
+                <w:sz w:val="20"/>
+                <w:szCs w:val="20"/>
+              </w:rPr>
+              <w:t xml:space="preserve">Claude Code</w:t>
             </w:r>
           </w:p>
         </w:tc>
@@ -504,53 +495,62 @@
         </w:trPr>
         <w:tc>
           <w:tcPr>
-            <w:tcW w:type="dxa" w:w="2326"/>
-            <w:tcBorders>
-              <w:top w:val="single" w:color="BFBFBF" w:sz="4"/>
-              <w:left w:val="single" w:color="BFBFBF" w:sz="4"/>
-              <w:bottom w:val="single" w:color="BFBFBF" w:sz="4"/>
-              <w:right w:val="single" w:color="BFBFBF" w:sz="4"/>
-            </w:tcBorders>
-            <w:tcMar>
-              <w:top w:type="dxa" w:w="60"/>
-              <w:left w:type="dxa" w:w="100"/>
-              <w:bottom w:type="dxa" w:w="60"/>
-              <w:right w:type="dxa" w:w="100"/>
-            </w:tcMar>
-          </w:tcPr>
-          <w:p>
-            <w:r>
-              <w:rPr>
-                <w:sz w:val="20"/>
-                <w:szCs w:val="20"/>
-              </w:rPr>
-              <w:t xml:space="preserve">Based on</w:t>
-            </w:r>
-          </w:p>
-        </w:tc>
-        <w:tc>
-          <w:tcPr>
-            <w:tcW w:type="dxa" w:w="7034"/>
-            <w:tcBorders>
-              <w:top w:val="single" w:color="BFBFBF" w:sz="4"/>
-              <w:left w:val="single" w:color="BFBFBF" w:sz="4"/>
-              <w:bottom w:val="single" w:color="BFBFBF" w:sz="4"/>
-              <w:right w:val="single" w:color="BFBFBF" w:sz="4"/>
-            </w:tcBorders>
-            <w:tcMar>
-              <w:top w:type="dxa" w:w="60"/>
-              <w:left w:type="dxa" w:w="100"/>
-              <w:bottom w:type="dxa" w:w="60"/>
-              <w:right w:type="dxa" w:w="100"/>
-            </w:tcMar>
-          </w:tcPr>
-          <w:p>
-            <w:r>
-              <w:rPr>
-                <w:sz w:val="20"/>
-                <w:szCs w:val="20"/>
-              </w:rPr>
-              <w:t xml:space="preserve">Architecture version 2 (approved), Phase 1 spec version 3 (approved), App flow version 2 (approved)</w:t>
+            <w:tcW w:type="dxa" w:w="2329"/>
+            <w:tcBorders>
+              <w:top w:val="single" w:color="BFBFBF" w:sz="4"/>
+              <w:left w:val="single" w:color="BFBFBF" w:sz="4"/>
+              <w:bottom w:val="single" w:color="BFBFBF" w:sz="4"/>
+              <w:right w:val="single" w:color="BFBFBF" w:sz="4"/>
+            </w:tcBorders>
+            <w:tcMar>
+              <w:top w:type="dxa" w:w="60"/>
+              <w:left w:type="dxa" w:w="100"/>
+              <w:bottom w:type="dxa" w:w="60"/>
+              <w:right w:type="dxa" w:w="100"/>
+            </w:tcMar>
+          </w:tcPr>
+          <w:p>
+            <w:r>
+              <w:rPr>
+                <w:sz w:val="20"/>
+                <w:szCs w:val="20"/>
+              </w:rPr>
+              <w:t xml:space="preserve">Canonical source</w:t>
+            </w:r>
+          </w:p>
+        </w:tc>
+        <w:tc>
+          <w:tcPr>
+            <w:tcW w:type="dxa" w:w="7031"/>
+            <w:tcBorders>
+              <w:top w:val="single" w:color="BFBFBF" w:sz="4"/>
+              <w:left w:val="single" w:color="BFBFBF" w:sz="4"/>
+              <w:bottom w:val="single" w:color="BFBFBF" w:sz="4"/>
+              <w:right w:val="single" w:color="BFBFBF" w:sz="4"/>
+            </w:tcBorders>
+            <w:tcMar>
+              <w:top w:type="dxa" w:w="60"/>
+              <w:left w:type="dxa" w:w="100"/>
+              <w:bottom w:type="dxa" w:w="60"/>
+              <w:right w:type="dxa" w:w="100"/>
+            </w:tcMar>
+          </w:tcPr>
+          <w:p>
+            <w:r>
+              <w:rPr>
+                <w:rFonts w:ascii="Consolas" w:cs="Consolas" w:eastAsia="Consolas" w:hAnsi="Consolas"/>
+                <w:sz w:val="18"/>
+                <w:szCs w:val="18"/>
+                <w:shd w:fill="F0F0F0" w:val="clear"/>
+              </w:rPr>
+              <w:t xml:space="preserve">docs/tech-stack/2026-10-04-tech-stack.md</w:t>
+            </w:r>
+            <w:r>
+              <w:rPr>
+                <w:sz w:val="20"/>
+                <w:szCs w:val="20"/>
+              </w:rPr>
+              <w:t xml:space="preserve">. The Word file is generated from it.</w:t>
             </w:r>
           </w:p>
         </w:tc>
@@ -562,7 +562,65 @@
         </w:trPr>
         <w:tc>
           <w:tcPr>
-            <w:tcW w:type="dxa" w:w="2326"/>
+            <w:tcW w:type="dxa" w:w="2329"/>
+            <w:tcBorders>
+              <w:top w:val="single" w:color="BFBFBF" w:sz="4"/>
+              <w:left w:val="single" w:color="BFBFBF" w:sz="4"/>
+              <w:bottom w:val="single" w:color="BFBFBF" w:sz="4"/>
+              <w:right w:val="single" w:color="BFBFBF" w:sz="4"/>
+            </w:tcBorders>
+            <w:tcMar>
+              <w:top w:type="dxa" w:w="60"/>
+              <w:left w:type="dxa" w:w="100"/>
+              <w:bottom w:type="dxa" w:w="60"/>
+              <w:right w:type="dxa" w:w="100"/>
+            </w:tcMar>
+          </w:tcPr>
+          <w:p>
+            <w:r>
+              <w:rPr>
+                <w:sz w:val="20"/>
+                <w:szCs w:val="20"/>
+              </w:rPr>
+              <w:t xml:space="preserve">Based on</w:t>
+            </w:r>
+          </w:p>
+        </w:tc>
+        <w:tc>
+          <w:tcPr>
+            <w:tcW w:type="dxa" w:w="7031"/>
+            <w:tcBorders>
+              <w:top w:val="single" w:color="BFBFBF" w:sz="4"/>
+              <w:left w:val="single" w:color="BFBFBF" w:sz="4"/>
+              <w:bottom w:val="single" w:color="BFBFBF" w:sz="4"/>
+              <w:right w:val="single" w:color="BFBFBF" w:sz="4"/>
+            </w:tcBorders>
+            <w:tcMar>
+              <w:top w:type="dxa" w:w="60"/>
+              <w:left w:type="dxa" w:w="100"/>
+              <w:bottom w:type="dxa" w:w="60"/>
+              <w:right w:type="dxa" w:w="100"/>
+            </w:tcMar>
+          </w:tcPr>
+          <w:p>
+            <w:r>
+              <w:rPr>
+                <w:sz w:val="20"/>
+                <w:szCs w:val="20"/>
+              </w:rPr>
+              <w:t xml:space="preserve">Architecture version 2 (approved), Phase 1 spec version 3 (approved), App flow version 2 (approved)</w:t>
+            </w:r>
+          </w:p>
+        </w:tc>
+      </w:tr>
+      <w:tr>
+        <w:trPr>
+          <w:cantSplit/>
+          <w:tblHeader w:val="off"/>
+        </w:trPr>
+        <w:tc>
+          <w:tcPr>
+            <w:tcW w:type="dxa" w:w="2329"/>
             <w:tcBorders>
               <w:top w:val="single" w:color="BFBFBF" w:sz="4"/>
               <w:left w:val="single" w:color="BFBFBF" w:sz="4"/>
@@ -588,7 +646,7 @@
         </w:tc>
         <w:tc>
           <w:tcPr>
-            <w:tcW w:type="dxa" w:w="7034"/>
+            <w:tcW w:type="dxa" w:w="7031"/>
             <w:tcBorders>
               <w:top w:val="single" w:color="BFBFBF" w:sz="4"/>
               <w:left w:val="single" w:color="BFBFBF" w:sz="4"/>
@@ -782,7 +840,7 @@
         <w:t xml:space="preserve">A major version that has been out for about a year or more.</w:t>
       </w:r>
       <w:r>
-        <w:t xml:space="preserve"> Where the newest major is younger than that, the previous one is used.</w:t>
+        <w:t xml:space="preserve"> Where the newest major is younger than that, the previous one is used, provided its publisher still supports it.</w:t>
       </w:r>
     </w:p>
     <w:p>
@@ -4653,11 +4711,11 @@
         </w:tblBorders>
       </w:tblPr>
       <w:tblGrid>
-        <w:gridCol w:w="1778"/>
-        <w:gridCol w:w="1628"/>
-        <w:gridCol w:w="1276"/>
-        <w:gridCol w:w="2015"/>
-        <w:gridCol w:w="2663"/>
+        <w:gridCol w:w="1669"/>
+        <w:gridCol w:w="2358"/>
+        <w:gridCol w:w="1223"/>
+        <w:gridCol w:w="1661"/>
+        <w:gridCol w:w="2449"/>
       </w:tblGrid>
       <w:tr>
         <w:trPr>
@@ -4666,7 +4724,7 @@
         </w:trPr>
         <w:tc>
           <w:tcPr>
-            <w:tcW w:type="dxa" w:w="1778"/>
+            <w:tcW w:type="dxa" w:w="1669"/>
             <w:tcBorders>
               <w:top w:val="single" w:color="BFBFBF" w:sz="4"/>
               <w:left w:val="single" w:color="BFBFBF" w:sz="4"/>
@@ -4695,7 +4753,7 @@
         </w:tc>
         <w:tc>
           <w:tcPr>
-            <w:tcW w:type="dxa" w:w="1628"/>
+            <w:tcW w:type="dxa" w:w="2358"/>
             <w:tcBorders>
               <w:top w:val="single" w:color="BFBFBF" w:sz="4"/>
               <w:left w:val="single" w:color="BFBFBF" w:sz="4"/>
@@ -4724,7 +4782,7 @@
         </w:tc>
         <w:tc>
           <w:tcPr>
-            <w:tcW w:type="dxa" w:w="1276"/>
+            <w:tcW w:type="dxa" w:w="1223"/>
             <w:tcBorders>
               <w:top w:val="single" w:color="BFBFBF" w:sz="4"/>
               <w:left w:val="single" w:color="BFBFBF" w:sz="4"/>
@@ -4753,7 +4811,7 @@
         </w:tc>
         <w:tc>
           <w:tcPr>
-            <w:tcW w:type="dxa" w:w="2015"/>
+            <w:tcW w:type="dxa" w:w="1661"/>
             <w:tcBorders>
               <w:top w:val="single" w:color="BFBFBF" w:sz="4"/>
               <w:left w:val="single" w:color="BFBFBF" w:sz="4"/>
@@ -4782,7 +4840,7 @@
         </w:tc>
         <w:tc>
           <w:tcPr>
-            <w:tcW w:type="dxa" w:w="2663"/>
+            <w:tcW w:type="dxa" w:w="2449"/>
             <w:tcBorders>
               <w:top w:val="single" w:color="BFBFBF" w:sz="4"/>
               <w:left w:val="single" w:color="BFBFBF" w:sz="4"/>
@@ -4817,7 +4875,7 @@
         </w:trPr>
         <w:tc>
           <w:tcPr>
-            <w:tcW w:type="dxa" w:w="1778"/>
+            <w:tcW w:type="dxa" w:w="1669"/>
             <w:tcBorders>
               <w:top w:val="single" w:color="BFBFBF" w:sz="4"/>
               <w:left w:val="single" w:color="BFBFBF" w:sz="4"/>
@@ -4843,7 +4901,7 @@
         </w:tc>
         <w:tc>
           <w:tcPr>
-            <w:tcW w:type="dxa" w:w="1628"/>
+            <w:tcW w:type="dxa" w:w="2358"/>
             <w:tcBorders>
               <w:top w:val="single" w:color="BFBFBF" w:sz="4"/>
               <w:left w:val="single" w:color="BFBFBF" w:sz="4"/>
@@ -4869,7 +4927,7 @@
         </w:tc>
         <w:tc>
           <w:tcPr>
-            <w:tcW w:type="dxa" w:w="1276"/>
+            <w:tcW w:type="dxa" w:w="1223"/>
             <w:tcBorders>
               <w:top w:val="single" w:color="BFBFBF" w:sz="4"/>
               <w:left w:val="single" w:color="BFBFBF" w:sz="4"/>
@@ -4895,7 +4953,7 @@
         </w:tc>
         <w:tc>
           <w:tcPr>
-            <w:tcW w:type="dxa" w:w="2015"/>
+            <w:tcW w:type="dxa" w:w="1661"/>
             <w:tcBorders>
               <w:top w:val="single" w:color="BFBFBF" w:sz="4"/>
               <w:left w:val="single" w:color="BFBFBF" w:sz="4"/>
@@ -4921,7 +4979,7 @@
         </w:tc>
         <w:tc>
           <w:tcPr>
-            <w:tcW w:type="dxa" w:w="2663"/>
+            <w:tcW w:type="dxa" w:w="2449"/>
             <w:tcBorders>
               <w:top w:val="single" w:color="BFBFBF" w:sz="4"/>
               <w:left w:val="single" w:color="BFBFBF" w:sz="4"/>
@@ -4953,7 +5011,7 @@
         </w:trPr>
         <w:tc>
           <w:tcPr>
-            <w:tcW w:type="dxa" w:w="1778"/>
+            <w:tcW w:type="dxa" w:w="1669"/>
             <w:tcBorders>
               <w:top w:val="single" w:color="BFBFBF" w:sz="4"/>
               <w:left w:val="single" w:color="BFBFBF" w:sz="4"/>
@@ -4979,7 +5037,7 @@
         </w:tc>
         <w:tc>
           <w:tcPr>
-            <w:tcW w:type="dxa" w:w="1628"/>
+            <w:tcW w:type="dxa" w:w="2358"/>
             <w:tcBorders>
               <w:top w:val="single" w:color="BFBFBF" w:sz="4"/>
               <w:left w:val="single" w:color="BFBFBF" w:sz="4"/>
@@ -5005,7 +5063,7 @@
         </w:tc>
         <w:tc>
           <w:tcPr>
-            <w:tcW w:type="dxa" w:w="1276"/>
+            <w:tcW w:type="dxa" w:w="1223"/>
             <w:tcBorders>
               <w:top w:val="single" w:color="BFBFBF" w:sz="4"/>
               <w:left w:val="single" w:color="BFBFBF" w:sz="4"/>
@@ -5031,7 +5089,7 @@
         </w:tc>
         <w:tc>
           <w:tcPr>
-            <w:tcW w:type="dxa" w:w="2015"/>
+            <w:tcW w:type="dxa" w:w="1661"/>
             <w:tcBorders>
               <w:top w:val="single" w:color="BFBFBF" w:sz="4"/>
               <w:left w:val="single" w:color="BFBFBF" w:sz="4"/>
@@ -5057,7 +5115,7 @@
         </w:tc>
         <w:tc>
           <w:tcPr>
-            <w:tcW w:type="dxa" w:w="2663"/>
+            <w:tcW w:type="dxa" w:w="2449"/>
             <w:tcBorders>
               <w:top w:val="single" w:color="BFBFBF" w:sz="4"/>
               <w:left w:val="single" w:color="BFBFBF" w:sz="4"/>
@@ -5089,7 +5147,7 @@
         </w:trPr>
         <w:tc>
           <w:tcPr>
-            <w:tcW w:type="dxa" w:w="1778"/>
+            <w:tcW w:type="dxa" w:w="1669"/>
             <w:tcBorders>
               <w:top w:val="single" w:color="BFBFBF" w:sz="4"/>
               <w:left w:val="single" w:color="BFBFBF" w:sz="4"/>
@@ -5115,105 +5173,105 @@
         </w:tc>
         <w:tc>
           <w:tcPr>
-            <w:tcW w:type="dxa" w:w="1628"/>
-            <w:tcBorders>
-              <w:top w:val="single" w:color="BFBFBF" w:sz="4"/>
-              <w:left w:val="single" w:color="BFBFBF" w:sz="4"/>
-              <w:bottom w:val="single" w:color="BFBFBF" w:sz="4"/>
-              <w:right w:val="single" w:color="BFBFBF" w:sz="4"/>
-            </w:tcBorders>
-            <w:tcMar>
-              <w:top w:type="dxa" w:w="60"/>
-              <w:left w:type="dxa" w:w="100"/>
-              <w:bottom w:type="dxa" w:w="60"/>
-              <w:right w:type="dxa" w:w="100"/>
-            </w:tcMar>
-          </w:tcPr>
-          <w:p>
-            <w:r>
-              <w:rPr>
-                <w:sz w:val="20"/>
-                <w:szCs w:val="20"/>
-              </w:rPr>
-              <w:t xml:space="preserve">ESLint</w:t>
-            </w:r>
-          </w:p>
-        </w:tc>
-        <w:tc>
-          <w:tcPr>
-            <w:tcW w:type="dxa" w:w="1276"/>
-            <w:tcBorders>
-              <w:top w:val="single" w:color="BFBFBF" w:sz="4"/>
-              <w:left w:val="single" w:color="BFBFBF" w:sz="4"/>
-              <w:bottom w:val="single" w:color="BFBFBF" w:sz="4"/>
-              <w:right w:val="single" w:color="BFBFBF" w:sz="4"/>
-            </w:tcBorders>
-            <w:tcMar>
-              <w:top w:type="dxa" w:w="60"/>
-              <w:left w:type="dxa" w:w="100"/>
-              <w:bottom w:type="dxa" w:w="60"/>
-              <w:right w:type="dxa" w:w="100"/>
-            </w:tcMar>
-          </w:tcPr>
-          <w:p>
-            <w:r>
-              <w:rPr>
-                <w:sz w:val="20"/>
-                <w:szCs w:val="20"/>
-              </w:rPr>
-              <w:t xml:space="preserve">9.39.5</w:t>
-            </w:r>
-          </w:p>
-        </w:tc>
-        <w:tc>
-          <w:tcPr>
-            <w:tcW w:type="dxa" w:w="2015"/>
-            <w:tcBorders>
-              <w:top w:val="single" w:color="BFBFBF" w:sz="4"/>
-              <w:left w:val="single" w:color="BFBFBF" w:sz="4"/>
-              <w:bottom w:val="single" w:color="BFBFBF" w:sz="4"/>
-              <w:right w:val="single" w:color="BFBFBF" w:sz="4"/>
-            </w:tcBorders>
-            <w:tcMar>
-              <w:top w:type="dxa" w:w="60"/>
-              <w:left w:type="dxa" w:w="100"/>
-              <w:bottom w:type="dxa" w:w="60"/>
-              <w:right w:type="dxa" w:w="100"/>
-            </w:tcMar>
-          </w:tcPr>
-          <w:p>
-            <w:r>
-              <w:rPr>
-                <w:sz w:val="20"/>
-                <w:szCs w:val="20"/>
-              </w:rPr>
-              <w:t xml:space="preserve">193.3 million a week. The 9 line since April 2024.</w:t>
-            </w:r>
-          </w:p>
-        </w:tc>
-        <w:tc>
-          <w:tcPr>
-            <w:tcW w:type="dxa" w:w="2663"/>
-            <w:tcBorders>
-              <w:top w:val="single" w:color="BFBFBF" w:sz="4"/>
-              <w:left w:val="single" w:color="BFBFBF" w:sz="4"/>
-              <w:bottom w:val="single" w:color="BFBFBF" w:sz="4"/>
-              <w:right w:val="single" w:color="BFBFBF" w:sz="4"/>
-            </w:tcBorders>
-            <w:tcMar>
-              <w:top w:type="dxa" w:w="60"/>
-              <w:left w:type="dxa" w:w="100"/>
-              <w:bottom w:type="dxa" w:w="60"/>
-              <w:right w:type="dxa" w:w="100"/>
-            </w:tcMar>
-          </w:tcPr>
-          <w:p>
-            <w:r>
-              <w:rPr>
-                <w:sz w:val="20"/>
-                <w:szCs w:val="20"/>
-              </w:rPr>
-              <w:t xml:space="preserve">Version 10 came out in February 2026</w:t>
+            <w:tcW w:type="dxa" w:w="2358"/>
+            <w:tcBorders>
+              <w:top w:val="single" w:color="BFBFBF" w:sz="4"/>
+              <w:left w:val="single" w:color="BFBFBF" w:sz="4"/>
+              <w:bottom w:val="single" w:color="BFBFBF" w:sz="4"/>
+              <w:right w:val="single" w:color="BFBFBF" w:sz="4"/>
+            </w:tcBorders>
+            <w:tcMar>
+              <w:top w:type="dxa" w:w="60"/>
+              <w:left w:type="dxa" w:w="100"/>
+              <w:bottom w:type="dxa" w:w="60"/>
+              <w:right w:type="dxa" w:w="100"/>
+            </w:tcMar>
+          </w:tcPr>
+          <w:p>
+            <w:r>
+              <w:rPr>
+                <w:sz w:val="20"/>
+                <w:szCs w:val="20"/>
+              </w:rPr>
+              <w:t xml:space="preserve">ESLint, with typescript-eslint 8.69.0</w:t>
+            </w:r>
+          </w:p>
+        </w:tc>
+        <w:tc>
+          <w:tcPr>
+            <w:tcW w:type="dxa" w:w="1223"/>
+            <w:tcBorders>
+              <w:top w:val="single" w:color="BFBFBF" w:sz="4"/>
+              <w:left w:val="single" w:color="BFBFBF" w:sz="4"/>
+              <w:bottom w:val="single" w:color="BFBFBF" w:sz="4"/>
+              <w:right w:val="single" w:color="BFBFBF" w:sz="4"/>
+            </w:tcBorders>
+            <w:tcMar>
+              <w:top w:type="dxa" w:w="60"/>
+              <w:left w:type="dxa" w:w="100"/>
+              <w:bottom w:type="dxa" w:w="60"/>
+              <w:right w:type="dxa" w:w="100"/>
+            </w:tcMar>
+          </w:tcPr>
+          <w:p>
+            <w:r>
+              <w:rPr>
+                <w:sz w:val="20"/>
+                <w:szCs w:val="20"/>
+              </w:rPr>
+              <w:t xml:space="preserve">10.10.0</w:t>
+            </w:r>
+          </w:p>
+        </w:tc>
+        <w:tc>
+          <w:tcPr>
+            <w:tcW w:type="dxa" w:w="1661"/>
+            <w:tcBorders>
+              <w:top w:val="single" w:color="BFBFBF" w:sz="4"/>
+              <w:left w:val="single" w:color="BFBFBF" w:sz="4"/>
+              <w:bottom w:val="single" w:color="BFBFBF" w:sz="4"/>
+              <w:right w:val="single" w:color="BFBFBF" w:sz="4"/>
+            </w:tcBorders>
+            <w:tcMar>
+              <w:top w:type="dxa" w:w="60"/>
+              <w:left w:type="dxa" w:w="100"/>
+              <w:bottom w:type="dxa" w:w="60"/>
+              <w:right w:type="dxa" w:w="100"/>
+            </w:tcMar>
+          </w:tcPr>
+          <w:p>
+            <w:r>
+              <w:rPr>
+                <w:sz w:val="20"/>
+                <w:szCs w:val="20"/>
+              </w:rPr>
+              <w:t xml:space="preserve">193.3 million a week</w:t>
+            </w:r>
+          </w:p>
+        </w:tc>
+        <w:tc>
+          <w:tcPr>
+            <w:tcW w:type="dxa" w:w="2449"/>
+            <w:tcBorders>
+              <w:top w:val="single" w:color="BFBFBF" w:sz="4"/>
+              <w:left w:val="single" w:color="BFBFBF" w:sz="4"/>
+              <w:bottom w:val="single" w:color="BFBFBF" w:sz="4"/>
+              <w:right w:val="single" w:color="BFBFBF" w:sz="4"/>
+            </w:tcBorders>
+            <w:tcMar>
+              <w:top w:type="dxa" w:w="60"/>
+              <w:left w:type="dxa" w:w="100"/>
+              <w:bottom w:type="dxa" w:w="60"/>
+              <w:right w:type="dxa" w:w="100"/>
+            </w:tcMar>
+          </w:tcPr>
+          <w:p>
+            <w:r>
+              <w:rPr>
+                <w:sz w:val="20"/>
+                <w:szCs w:val="20"/>
+              </w:rPr>
+              <w:t xml:space="preserve">See section 3. Version 9 is no longer supported by its publisher, so it gets no fixes.</w:t>
             </w:r>
           </w:p>
         </w:tc>
@@ -5225,7 +5283,7 @@
         </w:trPr>
         <w:tc>
           <w:tcPr>
-            <w:tcW w:type="dxa" w:w="1778"/>
+            <w:tcW w:type="dxa" w:w="1669"/>
             <w:tcBorders>
               <w:top w:val="single" w:color="BFBFBF" w:sz="4"/>
               <w:left w:val="single" w:color="BFBFBF" w:sz="4"/>
@@ -5251,7 +5309,7 @@
         </w:tc>
         <w:tc>
           <w:tcPr>
-            <w:tcW w:type="dxa" w:w="1628"/>
+            <w:tcW w:type="dxa" w:w="2358"/>
             <w:tcBorders>
               <w:top w:val="single" w:color="BFBFBF" w:sz="4"/>
               <w:left w:val="single" w:color="BFBFBF" w:sz="4"/>
@@ -5277,7 +5335,7 @@
         </w:tc>
         <w:tc>
           <w:tcPr>
-            <w:tcW w:type="dxa" w:w="1276"/>
+            <w:tcW w:type="dxa" w:w="1223"/>
             <w:tcBorders>
               <w:top w:val="single" w:color="BFBFBF" w:sz="4"/>
               <w:left w:val="single" w:color="BFBFBF" w:sz="4"/>
@@ -5303,7 +5361,7 @@
         </w:tc>
         <w:tc>
           <w:tcPr>
-            <w:tcW w:type="dxa" w:w="2015"/>
+            <w:tcW w:type="dxa" w:w="1661"/>
             <w:tcBorders>
               <w:top w:val="single" w:color="BFBFBF" w:sz="4"/>
               <w:left w:val="single" w:color="BFBFBF" w:sz="4"/>
@@ -5329,7 +5387,7 @@
         </w:tc>
         <w:tc>
           <w:tcPr>
-            <w:tcW w:type="dxa" w:w="2663"/>
+            <w:tcW w:type="dxa" w:w="2449"/>
             <w:tcBorders>
               <w:top w:val="single" w:color="BFBFBF" w:sz="4"/>
               <w:left w:val="single" w:color="BFBFBF" w:sz="4"/>
@@ -5361,7 +5419,7 @@
         </w:trPr>
         <w:tc>
           <w:tcPr>
-            <w:tcW w:type="dxa" w:w="1778"/>
+            <w:tcW w:type="dxa" w:w="1669"/>
             <w:tcBorders>
               <w:top w:val="single" w:color="BFBFBF" w:sz="4"/>
               <w:left w:val="single" w:color="BFBFBF" w:sz="4"/>
@@ -5387,7 +5445,7 @@
         </w:tc>
         <w:tc>
           <w:tcPr>
-            <w:tcW w:type="dxa" w:w="1628"/>
+            <w:tcW w:type="dxa" w:w="2358"/>
             <w:tcBorders>
               <w:top w:val="single" w:color="BFBFBF" w:sz="4"/>
               <w:left w:val="single" w:color="BFBFBF" w:sz="4"/>
@@ -5413,7 +5471,7 @@
         </w:tc>
         <w:tc>
           <w:tcPr>
-            <w:tcW w:type="dxa" w:w="1276"/>
+            <w:tcW w:type="dxa" w:w="1223"/>
             <w:tcBorders>
               <w:top w:val="single" w:color="BFBFBF" w:sz="4"/>
               <w:left w:val="single" w:color="BFBFBF" w:sz="4"/>
@@ -5439,7 +5497,7 @@
         </w:tc>
         <w:tc>
           <w:tcPr>
-            <w:tcW w:type="dxa" w:w="2015"/>
+            <w:tcW w:type="dxa" w:w="1661"/>
             <w:tcBorders>
               <w:top w:val="single" w:color="BFBFBF" w:sz="4"/>
               <w:left w:val="single" w:color="BFBFBF" w:sz="4"/>
@@ -5465,7 +5523,7 @@
         </w:tc>
         <w:tc>
           <w:tcPr>
-            <w:tcW w:type="dxa" w:w="2663"/>
+            <w:tcW w:type="dxa" w:w="2449"/>
             <w:tcBorders>
               <w:top w:val="single" w:color="BFBFBF" w:sz="4"/>
               <w:left w:val="single" w:color="BFBFBF" w:sz="4"/>
@@ -5497,7 +5555,7 @@
         </w:trPr>
         <w:tc>
           <w:tcPr>
-            <w:tcW w:type="dxa" w:w="1778"/>
+            <w:tcW w:type="dxa" w:w="1669"/>
             <w:tcBorders>
               <w:top w:val="single" w:color="BFBFBF" w:sz="4"/>
               <w:left w:val="single" w:color="BFBFBF" w:sz="4"/>
@@ -5523,7 +5581,7 @@
         </w:tc>
         <w:tc>
           <w:tcPr>
-            <w:tcW w:type="dxa" w:w="1628"/>
+            <w:tcW w:type="dxa" w:w="2358"/>
             <w:tcBorders>
               <w:top w:val="single" w:color="BFBFBF" w:sz="4"/>
               <w:left w:val="single" w:color="BFBFBF" w:sz="4"/>
@@ -5549,7 +5607,7 @@
         </w:tc>
         <w:tc>
           <w:tcPr>
-            <w:tcW w:type="dxa" w:w="1276"/>
+            <w:tcW w:type="dxa" w:w="1223"/>
             <w:tcBorders>
               <w:top w:val="single" w:color="BFBFBF" w:sz="4"/>
               <w:left w:val="single" w:color="BFBFBF" w:sz="4"/>
@@ -5575,7 +5633,7 @@
         </w:tc>
         <w:tc>
           <w:tcPr>
-            <w:tcW w:type="dxa" w:w="2015"/>
+            <w:tcW w:type="dxa" w:w="1661"/>
             <w:tcBorders>
               <w:top w:val="single" w:color="BFBFBF" w:sz="4"/>
               <w:left w:val="single" w:color="BFBFBF" w:sz="4"/>
@@ -5601,7 +5659,7 @@
         </w:tc>
         <w:tc>
           <w:tcPr>
-            <w:tcW w:type="dxa" w:w="2663"/>
+            <w:tcW w:type="dxa" w:w="2449"/>
             <w:tcBorders>
               <w:top w:val="single" w:color="BFBFBF" w:sz="4"/>
               <w:left w:val="single" w:color="BFBFBF" w:sz="4"/>
@@ -6514,9 +6572,9 @@
       </w:tblPr>
       <w:tblGrid>
         <w:gridCol w:w="1464"/>
-        <w:gridCol w:w="2106"/>
-        <w:gridCol w:w="2789"/>
-        <w:gridCol w:w="3001"/>
+        <w:gridCol w:w="2103"/>
+        <w:gridCol w:w="2791"/>
+        <w:gridCol w:w="3002"/>
       </w:tblGrid>
       <w:tr>
         <w:trPr>
@@ -6554,7 +6612,7 @@
         </w:tc>
         <w:tc>
           <w:tcPr>
-            <w:tcW w:type="dxa" w:w="2106"/>
+            <w:tcW w:type="dxa" w:w="2103"/>
             <w:tcBorders>
               <w:top w:val="single" w:color="BFBFBF" w:sz="4"/>
               <w:left w:val="single" w:color="BFBFBF" w:sz="4"/>
@@ -6583,7 +6641,7 @@
         </w:tc>
         <w:tc>
           <w:tcPr>
-            <w:tcW w:type="dxa" w:w="2789"/>
+            <w:tcW w:type="dxa" w:w="2791"/>
             <w:tcBorders>
               <w:top w:val="single" w:color="BFBFBF" w:sz="4"/>
               <w:left w:val="single" w:color="BFBFBF" w:sz="4"/>
@@ -6612,7 +6670,7 @@
         </w:tc>
         <w:tc>
           <w:tcPr>
-            <w:tcW w:type="dxa" w:w="3001"/>
+            <w:tcW w:type="dxa" w:w="3002"/>
             <w:tcBorders>
               <w:top w:val="single" w:color="BFBFBF" w:sz="4"/>
               <w:left w:val="single" w:color="BFBFBF" w:sz="4"/>
@@ -6675,7 +6733,7 @@
         </w:tc>
         <w:tc>
           <w:tcPr>
-            <w:tcW w:type="dxa" w:w="2106"/>
+            <w:tcW w:type="dxa" w:w="2103"/>
             <w:tcBorders>
               <w:top w:val="single" w:color="BFBFBF" w:sz="4"/>
               <w:left w:val="single" w:color="BFBFBF" w:sz="4"/>
@@ -6701,7 +6759,7 @@
         </w:tc>
         <w:tc>
           <w:tcPr>
-            <w:tcW w:type="dxa" w:w="2789"/>
+            <w:tcW w:type="dxa" w:w="2791"/>
             <w:tcBorders>
               <w:top w:val="single" w:color="BFBFBF" w:sz="4"/>
               <w:left w:val="single" w:color="BFBFBF" w:sz="4"/>
@@ -6727,7 +6785,7 @@
         </w:tc>
         <w:tc>
           <w:tcPr>
-            <w:tcW w:type="dxa" w:w="3001"/>
+            <w:tcW w:type="dxa" w:w="3002"/>
             <w:tcBorders>
               <w:top w:val="single" w:color="BFBFBF" w:sz="4"/>
               <w:left w:val="single" w:color="BFBFBF" w:sz="4"/>
@@ -6803,7 +6861,7 @@
         </w:tc>
         <w:tc>
           <w:tcPr>
-            <w:tcW w:type="dxa" w:w="2106"/>
+            <w:tcW w:type="dxa" w:w="2103"/>
             <w:tcBorders>
               <w:top w:val="single" w:color="BFBFBF" w:sz="4"/>
               <w:left w:val="single" w:color="BFBFBF" w:sz="4"/>
@@ -6829,7 +6887,7 @@
         </w:tc>
         <w:tc>
           <w:tcPr>
-            <w:tcW w:type="dxa" w:w="2789"/>
+            <w:tcW w:type="dxa" w:w="2791"/>
             <w:tcBorders>
               <w:top w:val="single" w:color="BFBFBF" w:sz="4"/>
               <w:left w:val="single" w:color="BFBFBF" w:sz="4"/>
@@ -6855,7 +6913,7 @@
         </w:tc>
         <w:tc>
           <w:tcPr>
-            <w:tcW w:type="dxa" w:w="3001"/>
+            <w:tcW w:type="dxa" w:w="3002"/>
             <w:tcBorders>
               <w:top w:val="single" w:color="BFBFBF" w:sz="4"/>
               <w:left w:val="single" w:color="BFBFBF" w:sz="4"/>
@@ -6915,7 +6973,7 @@
         </w:tc>
         <w:tc>
           <w:tcPr>
-            <w:tcW w:type="dxa" w:w="2106"/>
+            <w:tcW w:type="dxa" w:w="2103"/>
             <w:tcBorders>
               <w:top w:val="single" w:color="BFBFBF" w:sz="4"/>
               <w:left w:val="single" w:color="BFBFBF" w:sz="4"/>
@@ -6941,7 +6999,7 @@
         </w:tc>
         <w:tc>
           <w:tcPr>
-            <w:tcW w:type="dxa" w:w="2789"/>
+            <w:tcW w:type="dxa" w:w="2791"/>
             <w:tcBorders>
               <w:top w:val="single" w:color="BFBFBF" w:sz="4"/>
               <w:left w:val="single" w:color="BFBFBF" w:sz="4"/>
@@ -6967,7 +7025,7 @@
         </w:tc>
         <w:tc>
           <w:tcPr>
-            <w:tcW w:type="dxa" w:w="3001"/>
+            <w:tcW w:type="dxa" w:w="3002"/>
             <w:tcBorders>
               <w:top w:val="single" w:color="BFBFBF" w:sz="4"/>
               <w:left w:val="single" w:color="BFBFBF" w:sz="4"/>
@@ -7027,7 +7085,7 @@
         </w:tc>
         <w:tc>
           <w:tcPr>
-            <w:tcW w:type="dxa" w:w="2106"/>
+            <w:tcW w:type="dxa" w:w="2103"/>
             <w:tcBorders>
               <w:top w:val="single" w:color="BFBFBF" w:sz="4"/>
               <w:left w:val="single" w:color="BFBFBF" w:sz="4"/>
@@ -7053,7 +7111,7 @@
         </w:tc>
         <w:tc>
           <w:tcPr>
-            <w:tcW w:type="dxa" w:w="2789"/>
+            <w:tcW w:type="dxa" w:w="2791"/>
             <w:tcBorders>
               <w:top w:val="single" w:color="BFBFBF" w:sz="4"/>
               <w:left w:val="single" w:color="BFBFBF" w:sz="4"/>
@@ -7079,7 +7137,7 @@
         </w:tc>
         <w:tc>
           <w:tcPr>
-            <w:tcW w:type="dxa" w:w="3001"/>
+            <w:tcW w:type="dxa" w:w="3002"/>
             <w:tcBorders>
               <w:top w:val="single" w:color="BFBFBF" w:sz="4"/>
               <w:left w:val="single" w:color="BFBFBF" w:sz="4"/>
@@ -7139,7 +7197,7 @@
         </w:tc>
         <w:tc>
           <w:tcPr>
-            <w:tcW w:type="dxa" w:w="2106"/>
+            <w:tcW w:type="dxa" w:w="2103"/>
             <w:tcBorders>
               <w:top w:val="single" w:color="BFBFBF" w:sz="4"/>
               <w:left w:val="single" w:color="BFBFBF" w:sz="4"/>
@@ -7165,7 +7223,7 @@
         </w:tc>
         <w:tc>
           <w:tcPr>
-            <w:tcW w:type="dxa" w:w="2789"/>
+            <w:tcW w:type="dxa" w:w="2791"/>
             <w:tcBorders>
               <w:top w:val="single" w:color="BFBFBF" w:sz="4"/>
               <w:left w:val="single" w:color="BFBFBF" w:sz="4"/>
@@ -7191,7 +7249,7 @@
         </w:tc>
         <w:tc>
           <w:tcPr>
-            <w:tcW w:type="dxa" w:w="3001"/>
+            <w:tcW w:type="dxa" w:w="3002"/>
             <w:tcBorders>
               <w:top w:val="single" w:color="BFBFBF" w:sz="4"/>
               <w:left w:val="single" w:color="BFBFBF" w:sz="4"/>
@@ -7261,13 +7319,125 @@
                 <w:sz w:val="20"/>
                 <w:szCs w:val="20"/>
               </w:rPr>
+              <w:t xml:space="preserve">ESLint 10.10.0</w:t>
+            </w:r>
+          </w:p>
+        </w:tc>
+        <w:tc>
+          <w:tcPr>
+            <w:tcW w:type="dxa" w:w="2103"/>
+            <w:tcBorders>
+              <w:top w:val="single" w:color="BFBFBF" w:sz="4"/>
+              <w:left w:val="single" w:color="BFBFBF" w:sz="4"/>
+              <w:bottom w:val="single" w:color="BFBFBF" w:sz="4"/>
+              <w:right w:val="single" w:color="BFBFBF" w:sz="4"/>
+            </w:tcBorders>
+            <w:tcMar>
+              <w:top w:type="dxa" w:w="60"/>
+              <w:left w:type="dxa" w:w="100"/>
+              <w:bottom w:type="dxa" w:w="60"/>
+              <w:right w:type="dxa" w:w="100"/>
+            </w:tcMar>
+          </w:tcPr>
+          <w:p>
+            <w:r>
+              <w:rPr>
+                <w:sz w:val="20"/>
+                <w:szCs w:val="20"/>
+              </w:rPr>
+              <w:t xml:space="preserve">Major version 10 is 8 months old, under the one-year rule</w:t>
+            </w:r>
+          </w:p>
+        </w:tc>
+        <w:tc>
+          <w:tcPr>
+            <w:tcW w:type="dxa" w:w="2791"/>
+            <w:tcBorders>
+              <w:top w:val="single" w:color="BFBFBF" w:sz="4"/>
+              <w:left w:val="single" w:color="BFBFBF" w:sz="4"/>
+              <w:bottom w:val="single" w:color="BFBFBF" w:sz="4"/>
+              <w:right w:val="single" w:color="BFBFBF" w:sz="4"/>
+            </w:tcBorders>
+            <w:tcMar>
+              <w:top w:type="dxa" w:w="60"/>
+              <w:left w:type="dxa" w:w="100"/>
+              <w:bottom w:type="dxa" w:w="60"/>
+              <w:right w:type="dxa" w:w="100"/>
+            </w:tcMar>
+          </w:tcPr>
+          <w:p>
+            <w:r>
+              <w:rPr>
+                <w:sz w:val="20"/>
+                <w:szCs w:val="20"/>
+              </w:rPr>
+              <w:t xml:space="preserve">Version 9, which met the rule, is marked "no longer supported". An unsupported tool is a worse risk than a younger one. It only checks code; it is not part of the running product.</w:t>
+            </w:r>
+          </w:p>
+        </w:tc>
+        <w:tc>
+          <w:tcPr>
+            <w:tcW w:type="dxa" w:w="3002"/>
+            <w:tcBorders>
+              <w:top w:val="single" w:color="BFBFBF" w:sz="4"/>
+              <w:left w:val="single" w:color="BFBFBF" w:sz="4"/>
+              <w:bottom w:val="single" w:color="BFBFBF" w:sz="4"/>
+              <w:right w:val="single" w:color="BFBFBF" w:sz="4"/>
+            </w:tcBorders>
+            <w:tcMar>
+              <w:top w:type="dxa" w:w="60"/>
+              <w:left w:type="dxa" w:w="100"/>
+              <w:bottom w:type="dxa" w:w="60"/>
+              <w:right w:type="dxa" w:w="100"/>
+            </w:tcMar>
+          </w:tcPr>
+          <w:p>
+            <w:r>
+              <w:rPr>
+                <w:sz w:val="20"/>
+                <w:szCs w:val="20"/>
+              </w:rPr>
+              <w:t xml:space="preserve">The release is 30 days old. The TypeScript plugin pinned with it supports version 10.</w:t>
+            </w:r>
+          </w:p>
+        </w:tc>
+      </w:tr>
+      <w:tr>
+        <w:trPr>
+          <w:cantSplit/>
+          <w:tblHeader w:val="off"/>
+        </w:trPr>
+        <w:tc>
+          <w:tcPr>
+            <w:tcW w:type="dxa" w:w="1464"/>
+            <w:tcBorders>
+              <w:top w:val="single" w:color="BFBFBF" w:sz="4"/>
+              <w:left w:val="single" w:color="BFBFBF" w:sz="4"/>
+              <w:bottom w:val="single" w:color="BFBFBF" w:sz="4"/>
+              <w:right w:val="single" w:color="BFBFBF" w:sz="4"/>
+            </w:tcBorders>
+            <w:tcMar>
+              <w:top w:type="dxa" w:w="60"/>
+              <w:left w:type="dxa" w:w="100"/>
+              <w:bottom w:type="dxa" w:w="60"/>
+              <w:right w:type="dxa" w:w="100"/>
+            </w:tcMar>
+          </w:tcPr>
+          <w:p>
+            <w:r>
+              <w:rPr>
+                <w:b/>
+                <w:bCs/>
+                <w:sz w:val="20"/>
+                <w:szCs w:val="20"/>
+              </w:rPr>
               <w:t xml:space="preserve">PostgreSQL 17.11</w:t>
             </w:r>
           </w:p>
         </w:tc>
         <w:tc>
           <w:tcPr>
-            <w:tcW w:type="dxa" w:w="2106"/>
+            <w:tcW w:type="dxa" w:w="2103"/>
             <w:tcBorders>
               <w:top w:val="single" w:color="BFBFBF" w:sz="4"/>
               <w:left w:val="single" w:color="BFBFBF" w:sz="4"/>
@@ -7293,7 +7463,7 @@
         </w:tc>
         <w:tc>
           <w:tcPr>
-            <w:tcW w:type="dxa" w:w="2789"/>
+            <w:tcW w:type="dxa" w:w="2791"/>
             <w:tcBorders>
               <w:top w:val="single" w:color="BFBFBF" w:sz="4"/>
               <w:left w:val="single" w:color="BFBFBF" w:sz="4"/>
@@ -7319,7 +7489,7 @@
         </w:tc>
         <w:tc>
           <w:tcPr>
-            <w:tcW w:type="dxa" w:w="3001"/>
+            <w:tcW w:type="dxa" w:w="3002"/>
             <w:tcBorders>
               <w:top w:val="single" w:color="BFBFBF" w:sz="4"/>
               <w:left w:val="single" w:color="BFBFBF" w:sz="4"/>
